--- a/assets/templates/ba/business-requirements-document.docx
+++ b/assets/templates/ba/business-requirements-document.docx
@@ -2003,7 +2003,7 @@
           </w:tcPr>
           <w:p>
             <w:r>
-              <w:t>Tuân thủ Design System của HDBank. Tương thích Mobile Web (Responsive).</w:t>
+              <w:t>Tuân thủ Design System của BP. Tương thích Mobile Web (Responsive).</w:t>
             </w:r>
           </w:p>
         </w:tc>
